--- a/15a_Кондратов_Відгук_експерта_Годлевський.docx
+++ b/15a_Кондратов_Відгук_експерта_Годлевський.docx
@@ -4,6 +4,7 @@
   <w:body>
     <w:p>
       <w:pPr>
+        <w:spacing w:after="0" w:before="0" w:line="240" w:lineRule="auto"/>
         <w:jc w:val="center"/>
       </w:pPr>
       <w:r>
@@ -15,6 +16,7 @@
     </w:p>
     <w:p>
       <w:pPr>
+        <w:spacing w:after="0" w:before="0" w:line="240" w:lineRule="auto"/>
         <w:jc w:val="center"/>
       </w:pPr>
       <w:r>
@@ -23,6 +25,7 @@
     </w:p>
     <w:p>
       <w:pPr>
+        <w:spacing w:after="0" w:before="0" w:line="240" w:lineRule="auto"/>
         <w:jc w:val="center"/>
       </w:pPr>
       <w:r>
@@ -37,6 +40,7 @@
     </w:p>
     <w:p>
       <w:pPr>
+        <w:spacing w:after="0" w:before="0" w:line="240" w:lineRule="auto"/>
         <w:jc w:val="center"/>
       </w:pPr>
       <w:r>
@@ -45,6 +49,7 @@
     </w:p>
     <w:p>
       <w:pPr>
+        <w:spacing w:after="0" w:before="0" w:line="240" w:lineRule="auto"/>
         <w:jc w:val="center"/>
       </w:pPr>
       <w:r>
@@ -53,15 +58,16 @@
     </w:p>
     <w:p>
       <w:pPr>
+        <w:spacing w:after="0" w:before="0" w:line="240" w:lineRule="auto"/>
         <w:jc w:val="center"/>
       </w:pPr>
       <w:r>
         <w:t>Національного технічного університету «Харківський політехнічний інститут»</w:t>
       </w:r>
     </w:p>
-    <w:p/>
-    <w:p>
-      <w:pPr>
+    <w:p>
+      <w:pPr>
+        <w:spacing w:after="0" w:before="0" w:line="240" w:lineRule="auto"/>
         <w:jc w:val="center"/>
       </w:pPr>
       <w:r>
@@ -70,6 +76,7 @@
     </w:p>
     <w:p>
       <w:pPr>
+        <w:spacing w:after="0" w:before="0" w:line="240" w:lineRule="auto"/>
         <w:jc w:val="center"/>
       </w:pPr>
       <w:r>
@@ -81,6 +88,7 @@
     </w:p>
     <w:p>
       <w:pPr>
+        <w:spacing w:after="0" w:before="0" w:line="240" w:lineRule="auto"/>
         <w:jc w:val="center"/>
       </w:pPr>
       <w:r>
@@ -95,6 +103,7 @@
     </w:p>
     <w:p>
       <w:pPr>
+        <w:spacing w:after="0" w:before="0" w:line="240" w:lineRule="auto"/>
         <w:jc w:val="center"/>
       </w:pPr>
       <w:r>
@@ -103,6 +112,7 @@
     </w:p>
     <w:p>
       <w:pPr>
+        <w:spacing w:after="0" w:before="0" w:line="240" w:lineRule="auto"/>
         <w:jc w:val="center"/>
       </w:pPr>
       <w:r>
@@ -117,6 +127,7 @@
     </w:p>
     <w:p>
       <w:pPr>
+        <w:spacing w:after="0" w:before="0" w:line="240" w:lineRule="auto"/>
         <w:jc w:val="center"/>
       </w:pPr>
       <w:r>
@@ -129,8 +140,11 @@
         <w:t>122 – Комп’ютерні науки</w:t>
       </w:r>
     </w:p>
-    <w:p/>
-    <w:p>
+    <w:p>
+      <w:pPr>
+        <w:spacing w:after="0" w:before="0" w:line="240" w:lineRule="auto"/>
+        <w:jc w:val="center"/>
+      </w:pPr>
       <w:r>
         <w:rPr>
           <w:b/>
@@ -138,72 +152,98 @@
         <w:t>Актуальність теми</w:t>
       </w:r>
     </w:p>
-    <w:p/>
-    <w:p>
-      <w:r>
-        <w:t>Проблема дистанційної ідентифікації параметрів динамічних об’єктів за відеоданими є актуальною для сучасних систем комп’ютерного зору, інтелектуального відеоспостереження, автономного транспорту, робототехніки, промислового моніторингу та спеціалізованих наукових досліджень. Для таких систем визначальними є точність, надійність, адаптивність до шумів, оклюзій, зміни освітлення та можливість роботи в умовах неповноти вхідних даних.</w:t>
-      </w:r>
-    </w:p>
-    <w:p/>
-    <w:p>
-      <w:r>
-        <w:t>Актуальність дисертації зумовлена тим, що в більшості прикладних рішень задачі виявлення об’єктів, оцінювання оптичного потоку, реконструкції глибини та інтеграції просторово-часових ознак розглядаються окремо. Це ускладнює побудову цілісної інформаційної технології, придатної для стійкого аналізу динамічних сцен у реальному часі. У роботі Кондратова О. М. запропоновано саме комплексний підхід до розв’язання зазначеної проблеми, що робить тему дисертації своєчасною та науково значущою.</w:t>
-      </w:r>
-    </w:p>
-    <w:p/>
-    <w:p>
-      <w:r>
-        <w:t>Дисертаційне дослідження виконано в межах наукових робіт НТУ «ХПІ», пов’язаних із розробкою математичних моделей, програмних засобів та методів обчислювального інтелекту для управління складними системами.</w:t>
-      </w:r>
-    </w:p>
-    <w:p/>
-    <w:p>
-      <w:r>
-        <w:rPr>
-          <w:b/>
-        </w:rPr>
-        <w:t>Ступінь обґрунтованості наукових положень, висновків і рекомендацій</w:t>
-      </w:r>
-    </w:p>
-    <w:p/>
-    <w:p>
-      <w:r>
-        <w:t>Подані в дисертації наукові положення, висновки та рекомендації є достатньо обґрунтованими. Автор коректно визначив мету, об’єкт, предмет і задачі дослідження та послідовно реалізував їх у структурі роботи. Методологічну основу дисертації становлять сучасні методи комп’ютерного зору, трансформерні архітектури, алгоритми оптичного потоку, моделі нейромережевого оцінювання глибини, ансамблеві підходи, а також засоби математичного й програмного моделювання.</w:t>
-      </w:r>
-    </w:p>
-    <w:p/>
-    <w:p>
-      <w:r>
-        <w:t>Логіка викладу є послідовною: від аналізу сучасного стану проблеми та формування задач дослідження автор переходить до побудови моделей і методів, далі – до проєктування інформаційної технології та програмної реалізації, а потім – до експериментальної перевірки результатів.</w:t>
-      </w:r>
-    </w:p>
-    <w:p/>
-    <w:p>
-      <w:r>
-        <w:rPr>
-          <w:b/>
-        </w:rPr>
-        <w:t>Достовірність результатів дослідження</w:t>
-      </w:r>
-    </w:p>
-    <w:p/>
-    <w:p>
-      <w:r>
-        <w:t>Достовірність одержаних результатів забезпечується:</w:t>
-      </w:r>
-    </w:p>
-    <w:p/>
-    <w:p>
-      <w:r>
-        <w:t>1. використанням сучасного теоретичного апарату комп’ютерного зору, машинного навчання та системного аналізу;</w:t>
-      </w:r>
-    </w:p>
-    <w:p>
-      <w:r>
-        <w:t>2. узгодженістю між поставленими задачами, науковою новизною, експериментальною частиною та сформульованими висновками;</w:t>
-      </w:r>
-    </w:p>
-    <w:p>
+    <w:p>
+      <w:pPr>
+        <w:spacing w:after="0" w:before="0" w:line="240" w:lineRule="auto"/>
+        <w:jc w:val="both"/>
+      </w:pPr>
+      <w:r>
+        <w:t xml:space="preserve">Проблематика дистанційної ідентифікації параметрів динамічних об’єктів є актуальною для сучасної науки та практики, оскільки поєднує завдання комп’ютерного зору, інтелектуальної обробки відеоданих, аналізу часових змін та побудови інформаційних технологій для складних динамічних сцен. Для галузі знань </w:t>
+      </w:r>
+      <w:r>
+        <w:rPr>
+          <w:b/>
+        </w:rPr>
+        <w:t>12 – Інформаційні технології</w:t>
+      </w:r>
+      <w:r>
+        <w:t xml:space="preserve"> ця тематика є важливою ще й тому, що вимагає одночасного використання моделей, алгоритмів, експериментальної верифікації та програмної реалізації.</w:t>
+      </w:r>
+    </w:p>
+    <w:p>
+      <w:pPr>
+        <w:spacing w:after="0" w:before="0" w:line="240" w:lineRule="auto"/>
+        <w:jc w:val="both"/>
+      </w:pPr>
+      <w:r>
+        <w:t>Актуальність дисертації Кондратова О. М. визначається тим, що автор запропонував комплексний підхід до задачі, яка в багатьох роботах розглядається фрагментарно. У дисертації об’єднано засоби виявлення об’єктів, оцінювання руху, реконструкції глибини, ансамблевої корекції та оцінювання якості результатів у межах єдиної інформаційної технології.</w:t>
+      </w:r>
+    </w:p>
+    <w:p>
+      <w:pPr>
+        <w:spacing w:after="0" w:before="0" w:line="240" w:lineRule="auto"/>
+        <w:jc w:val="both"/>
+      </w:pPr>
+      <w:r>
+        <w:t>Роботу виконано в межах наукових досліджень НТУ «ХПІ», що додатково підтверджує її відповідність науковим пріоритетам кафедри й інституту.</w:t>
+      </w:r>
+    </w:p>
+    <w:p>
+      <w:pPr>
+        <w:spacing w:after="0" w:before="0" w:line="240" w:lineRule="auto"/>
+        <w:jc w:val="both"/>
+      </w:pPr>
+      <w:r>
+        <w:rPr>
+          <w:b/>
+        </w:rPr>
+        <w:t>Ступінь обґрунтованості наукових положень та достовірність результатів</w:t>
+      </w:r>
+    </w:p>
+    <w:p>
+      <w:pPr>
+        <w:spacing w:after="0" w:before="0" w:line="240" w:lineRule="auto"/>
+        <w:jc w:val="both"/>
+      </w:pPr>
+      <w:r>
+        <w:t>Наукові положення, висновки та рекомендації дисертації є належно обґрунтованими. Автор коректно визначив мету, предмет, об’єкт і задачі дослідження та послідовно реалізував їх у структурі роботи. Позитивне враження справляє те, що результати не подано як суто декларативні, а підкріплено як теоретичними міркуваннями, так і експериментальною частиною.</w:t>
+      </w:r>
+    </w:p>
+    <w:p>
+      <w:pPr>
+        <w:spacing w:after="0" w:before="0" w:line="240" w:lineRule="auto"/>
+        <w:jc w:val="both"/>
+      </w:pPr>
+      <w:r>
+        <w:t>Достовірність результатів забезпечується:</w:t>
+      </w:r>
+    </w:p>
+    <w:p>
+      <w:pPr>
+        <w:spacing w:after="0" w:before="0" w:line="240" w:lineRule="auto"/>
+        <w:ind w:left="0" w:firstLine="0"/>
+        <w:jc w:val="left"/>
+      </w:pPr>
+      <w:r>
+        <w:t>1. використанням сучасних методів комп’ютерного зору, трансформерних архітектур та ансамблевих підходів;</w:t>
+      </w:r>
+    </w:p>
+    <w:p>
+      <w:pPr>
+        <w:spacing w:after="0" w:before="0" w:line="240" w:lineRule="auto"/>
+        <w:ind w:left="0" w:firstLine="0"/>
+        <w:jc w:val="left"/>
+      </w:pPr>
+      <w:r>
+        <w:t>2. узгодженістю між поставленими задачами, науковою новизною і підсумковими висновками;</w:t>
+      </w:r>
+    </w:p>
+    <w:p>
+      <w:pPr>
+        <w:spacing w:after="0" w:before="0" w:line="240" w:lineRule="auto"/>
+        <w:ind w:left="0" w:firstLine="0"/>
+        <w:jc w:val="left"/>
+      </w:pPr>
       <w:r>
         <w:t xml:space="preserve">3. проведенням порівняльного аналізу </w:t>
       </w:r>
@@ -218,8 +258,13 @@
       </w:r>
     </w:p>
     <w:p>
-      <w:r>
-        <w:t xml:space="preserve">4. застосуванням комплексу кількісних метрик </w:t>
+      <w:pPr>
+        <w:spacing w:after="0" w:before="0" w:line="240" w:lineRule="auto"/>
+        <w:ind w:left="0" w:firstLine="0"/>
+        <w:jc w:val="left"/>
+      </w:pPr>
+      <w:r>
+        <w:t xml:space="preserve">4. застосуванням комплексу метрик </w:t>
       </w:r>
       <w:r>
         <w:rPr>
@@ -232,116 +277,159 @@
       </w:r>
     </w:p>
     <w:p>
-      <w:r>
-        <w:t>5. наявністю програмної реалізації запропонованої інформаційної технології;</w:t>
-      </w:r>
-    </w:p>
-    <w:p>
-      <w:r>
-        <w:t>6. практичним впровадженням результатів у навчальний процес НТУ «ХПІ», у ТОВ «Технічний університет «Метінвест Політехніка» та в Радіоастрономічному інституті НАН України.</w:t>
-      </w:r>
-    </w:p>
-    <w:p/>
-    <w:p>
-      <w:r>
-        <w:rPr>
-          <w:b/>
-        </w:rPr>
-        <w:t>Основні наукові результати та їх новизна</w:t>
-      </w:r>
-    </w:p>
-    <w:p/>
-    <w:p>
-      <w:r>
-        <w:t>До найбільш вагомих наукових результатів дисертації належать:</w:t>
-      </w:r>
-    </w:p>
-    <w:p/>
-    <w:p>
-      <w:r>
-        <w:t>1. вперше запропоновано метод дистанційної ідентифікації параметрів динамічних об’єктів на основі поєднання трансформерної моделі DETR з алгоритмами оптичного потоку, що забезпечує одночасне виявлення, відстеження та оцінювання характеристик об’єктів;</w:t>
-      </w:r>
-    </w:p>
-    <w:p>
-      <w:r>
-        <w:t>2. вперше розроблено структуру інформаційної технології дистанційної ідентифікації параметрів динамічних об’єктів, яка інтегрує модулі виявлення, оцінювання руху, реконструкції глибини та ансамблевої корекції результатів;</w:t>
-      </w:r>
-    </w:p>
-    <w:p>
-      <w:r>
-        <w:t>3. удосконалено метод оцінювання глибини сцени шляхом адаптивного комбінування моделей MiDaS, DPT_Large та GeoNet з використанням Bagging і Boosting;</w:t>
-      </w:r>
-    </w:p>
-    <w:p>
-      <w:r>
-        <w:t>4. удосконалено метод ансамблевої агрегації результатів ідентифікації, що підвищує стійкість до шумів, локальних артефактів і змін освітлення;</w:t>
-      </w:r>
-    </w:p>
-    <w:p>
-      <w:r>
-        <w:t>5. удосконалено метод кількісного оцінювання якості ідентифікації на основі комплексної системи взаємодоповнювальних метрик;</w:t>
-      </w:r>
-    </w:p>
-    <w:p>
-      <w:r>
-        <w:t>6. набув подальшого розвитку метод синтезу просторово-часових ознак динамічних об’єктів шляхом інтеграції трансформерних механізмів уваги з полями оптичного потоку.</w:t>
-      </w:r>
-    </w:p>
-    <w:p/>
-    <w:p>
-      <w:r>
-        <w:t>Отримані результати мають як наукову новизну, так і практичну цінність, оскільки орієнтовані на використання в реальних інтелектуальних системах.</w:t>
-      </w:r>
-    </w:p>
-    <w:p/>
-    <w:p>
-      <w:r>
-        <w:rPr>
-          <w:b/>
-        </w:rPr>
-        <w:t>Значущість результатів для науки і практики</w:t>
-      </w:r>
-    </w:p>
-    <w:p/>
-    <w:p>
-      <w:r>
-        <w:t>Наукове значення дисертації полягає в розвитку інтегрованого підходу до дистанційної ідентифікації параметрів динамічних об’єктів, коли в єдиній інформаційній технології поєднано виявлення об’єктів, оцінювання руху, визначення глибини та оцінювання якості отриманих результатів.</w:t>
-      </w:r>
-    </w:p>
-    <w:p/>
-    <w:p>
-      <w:r>
-        <w:t>Практичне значення полягає у можливості застосування результатів дослідження в системах:</w:t>
-      </w:r>
-    </w:p>
-    <w:p/>
-    <w:p>
-      <w:r>
-        <w:t>1. інтелектуального відеоспостереження та безпеки;</w:t>
-      </w:r>
-    </w:p>
-    <w:p>
-      <w:r>
-        <w:t>2. автономного транспорту та робототехніки;</w:t>
-      </w:r>
-    </w:p>
-    <w:p>
-      <w:r>
-        <w:t>3. промислового й технічного моніторингу;</w:t>
-      </w:r>
-    </w:p>
-    <w:p>
-      <w:r>
-        <w:t>4. систем підтримки прийняття рішень;</w:t>
-      </w:r>
-    </w:p>
-    <w:p>
-      <w:r>
-        <w:t>5. спеціалізованих досліджень динамічних процесів за даними дистанційних спостережень, зокрема в задачах радіоастрономії.</w:t>
-      </w:r>
-    </w:p>
-    <w:p/>
-    <w:p>
+      <w:pPr>
+        <w:spacing w:after="0" w:before="0" w:line="240" w:lineRule="auto"/>
+        <w:ind w:left="0" w:firstLine="0"/>
+        <w:jc w:val="left"/>
+      </w:pPr>
+      <w:r>
+        <w:t>5. наявністю програмної реалізації запропонованої технології;</w:t>
+      </w:r>
+    </w:p>
+    <w:p>
+      <w:pPr>
+        <w:spacing w:after="0" w:before="0" w:line="240" w:lineRule="auto"/>
+        <w:ind w:left="0" w:firstLine="0"/>
+        <w:jc w:val="left"/>
+      </w:pPr>
+      <w:r>
+        <w:t>6. практичним впровадженням результатів у навчальний процес та прикладні дослідження.</w:t>
+      </w:r>
+    </w:p>
+    <w:p>
+      <w:pPr>
+        <w:spacing w:after="0" w:before="0" w:line="240" w:lineRule="auto"/>
+        <w:jc w:val="both"/>
+      </w:pPr>
+      <w:r>
+        <w:rPr>
+          <w:b/>
+        </w:rPr>
+        <w:t>Наукова новизна та теоретична цінність</w:t>
+      </w:r>
+    </w:p>
+    <w:p>
+      <w:pPr>
+        <w:spacing w:after="0" w:before="0" w:line="240" w:lineRule="auto"/>
+        <w:jc w:val="both"/>
+      </w:pPr>
+      <w:r>
+        <w:t>До основних наукових результатів, що мають новизну, слід віднести:</w:t>
+      </w:r>
+    </w:p>
+    <w:p>
+      <w:pPr>
+        <w:spacing w:after="0" w:before="0" w:line="240" w:lineRule="auto"/>
+        <w:ind w:left="0" w:firstLine="0"/>
+        <w:jc w:val="left"/>
+      </w:pPr>
+      <w:r>
+        <w:t>1. запропонований метод дистанційної ідентифікації параметрів динамічних об’єктів на основі інтеграції DETR та алгоритмів оптичного потоку;</w:t>
+      </w:r>
+    </w:p>
+    <w:p>
+      <w:pPr>
+        <w:spacing w:after="0" w:before="0" w:line="240" w:lineRule="auto"/>
+        <w:ind w:left="0" w:firstLine="0"/>
+        <w:jc w:val="left"/>
+      </w:pPr>
+      <w:r>
+        <w:t>2. розроблену структуру інформаційної технології, яка поєднує модулі виявлення, аналізу руху, реконструкції глибини та корекції результатів;</w:t>
+      </w:r>
+    </w:p>
+    <w:p>
+      <w:pPr>
+        <w:spacing w:after="0" w:before="0" w:line="240" w:lineRule="auto"/>
+        <w:ind w:left="0" w:firstLine="0"/>
+        <w:jc w:val="left"/>
+      </w:pPr>
+      <w:r>
+        <w:t>3. удосконалений метод оцінювання глибини сцени шляхом комбінування моделей MiDaS, DPT\_Large та GeoNet із використанням Bagging і Boosting;</w:t>
+      </w:r>
+    </w:p>
+    <w:p>
+      <w:pPr>
+        <w:spacing w:after="0" w:before="0" w:line="240" w:lineRule="auto"/>
+        <w:ind w:left="0" w:firstLine="0"/>
+        <w:jc w:val="left"/>
+      </w:pPr>
+      <w:r>
+        <w:t>4. удосконалений підхід до ансамблевої агрегації результатів ідентифікації;</w:t>
+      </w:r>
+    </w:p>
+    <w:p>
+      <w:pPr>
+        <w:spacing w:after="0" w:before="0" w:line="240" w:lineRule="auto"/>
+        <w:ind w:left="0" w:firstLine="0"/>
+        <w:jc w:val="left"/>
+      </w:pPr>
+      <w:r>
+        <w:t>5. удосконалену систему кількісного оцінювання якості ідентифікації;</w:t>
+      </w:r>
+    </w:p>
+    <w:p>
+      <w:pPr>
+        <w:spacing w:after="0" w:before="0" w:line="240" w:lineRule="auto"/>
+        <w:ind w:left="0" w:firstLine="0"/>
+        <w:jc w:val="left"/>
+      </w:pPr>
+      <w:r>
+        <w:t>6. подальший розвиток підходу до синтезу просторово-часових ознак динамічних об’єктів.</w:t>
+      </w:r>
+    </w:p>
+    <w:p>
+      <w:pPr>
+        <w:spacing w:after="0" w:before="0" w:line="240" w:lineRule="auto"/>
+        <w:jc w:val="both"/>
+      </w:pPr>
+      <w:r>
+        <w:t xml:space="preserve">Теоретичне значення роботи полягає в тому, що вона формує цілісне бачення предметної області саме на рівні інтегрованої інформаційної технології, а не тільки окремих алгоритмів. Це є важливим результатом для спеціальності </w:t>
+      </w:r>
+      <w:r>
+        <w:rPr>
+          <w:b/>
+        </w:rPr>
+        <w:t>122 – Комп’ютерні науки</w:t>
+      </w:r>
+      <w:r>
+        <w:t>.</w:t>
+      </w:r>
+    </w:p>
+    <w:p>
+      <w:pPr>
+        <w:spacing w:after="0" w:before="0" w:line="240" w:lineRule="auto"/>
+        <w:jc w:val="both"/>
+      </w:pPr>
+      <w:r>
+        <w:rPr>
+          <w:b/>
+        </w:rPr>
+        <w:t>Практичне значення роботи</w:t>
+      </w:r>
+    </w:p>
+    <w:p>
+      <w:pPr>
+        <w:spacing w:after="0" w:before="0" w:line="240" w:lineRule="auto"/>
+        <w:jc w:val="both"/>
+      </w:pPr>
+      <w:r>
+        <w:t>Практичне значення дисертації підтверджується можливістю застосування її результатів у системах інтелектуального відеоспостереження, автономного транспорту, робототехніки, промислового моніторингу та спеціалізованих наукових дослідженнях. Особливо показовим є використання результатів у Радіоастрономічному інституті НАН України, що свідчить про міждисциплінарний потенціал роботи.</w:t>
+      </w:r>
+    </w:p>
+    <w:p>
+      <w:pPr>
+        <w:spacing w:after="0" w:before="0" w:line="240" w:lineRule="auto"/>
+        <w:jc w:val="both"/>
+      </w:pPr>
+      <w:r>
+        <w:t>Позитивно оцінюю і те, що результати дисертації впроваджено у навчальний процес НТУ «ХПІ» та ТОВ «Технічний університет «Метінвест Політехніка».</w:t>
+      </w:r>
+    </w:p>
+    <w:p>
+      <w:pPr>
+        <w:spacing w:after="0" w:before="0" w:line="240" w:lineRule="auto"/>
+        <w:jc w:val="both"/>
+      </w:pPr>
       <w:r>
         <w:rPr>
           <w:b/>
@@ -349,10 +437,13 @@
         <w:t>Повнота викладення результатів в опублікованих працях</w:t>
       </w:r>
     </w:p>
-    <w:p/>
-    <w:p>
-      <w:r>
-        <w:t xml:space="preserve">Основні результати дисертації достатньо повно висвітлено у </w:t>
+    <w:p>
+      <w:pPr>
+        <w:spacing w:after="0" w:before="0" w:line="240" w:lineRule="auto"/>
+        <w:jc w:val="both"/>
+      </w:pPr>
+      <w:r>
+        <w:t xml:space="preserve">Основні результати дослідження оприлюднено у </w:t>
       </w:r>
       <w:r>
         <w:rPr>
@@ -361,32 +452,44 @@
         <w:t>15 наукових працях</w:t>
       </w:r>
       <w:r>
-        <w:t>, серед яких фахові публікації та матеріали наукових конференцій. Публікації відображають зміст дисертації, а рівень апробації результатів є достатнім для робіт такого рівня.</w:t>
-      </w:r>
-    </w:p>
-    <w:p/>
-    <w:p>
-      <w:r>
-        <w:rPr>
-          <w:b/>
-        </w:rPr>
-        <w:t>Оцінка змісту, структури та академічної доброчесності</w:t>
-      </w:r>
-    </w:p>
-    <w:p/>
-    <w:p>
-      <w:r>
-        <w:t>Дисертація має логічну структуру, складається зі вступу, чотирьох розділів, висновків, списку використаних джерел і додатків. Матеріал викладено на належному науковому рівні, з достатньою деталізацією експериментальної та прикладної частини.</w:t>
-      </w:r>
-    </w:p>
-    <w:p/>
-    <w:p>
-      <w:r>
-        <w:t>Порушень принципів академічної доброчесності в дисертаційній роботі та публікаціях здобувача не виявлено. Основні результати, винесені на захист, отримано автором особисто, а внесок у співавторські праці окреслено належним чином.</w:t>
-      </w:r>
-    </w:p>
-    <w:p/>
-    <w:p>
+        <w:t>. Публікації відображають зміст дисертації, а рівень апробації є достатнім для кваліфікаційної наукової роботи на здобуття ступеня доктора філософії.</w:t>
+      </w:r>
+    </w:p>
+    <w:p>
+      <w:pPr>
+        <w:spacing w:after="0" w:before="0" w:line="240" w:lineRule="auto"/>
+        <w:jc w:val="both"/>
+      </w:pPr>
+      <w:r>
+        <w:rPr>
+          <w:b/>
+        </w:rPr>
+        <w:t>Оцінка змісту роботи та академічної доброчесності</w:t>
+      </w:r>
+    </w:p>
+    <w:p>
+      <w:pPr>
+        <w:spacing w:after="0" w:before="0" w:line="240" w:lineRule="auto"/>
+        <w:jc w:val="both"/>
+      </w:pPr>
+      <w:r>
+        <w:t>Дисертація має логічну та завершену структуру, складається зі вступу, чотирьох розділів, висновків, списку використаних джерел і додатків. Матеріал викладено на належному науковому рівні, із достатньою деталізацією теоретичної та експериментальної складових.</w:t>
+      </w:r>
+    </w:p>
+    <w:p>
+      <w:pPr>
+        <w:spacing w:after="0" w:before="0" w:line="240" w:lineRule="auto"/>
+        <w:jc w:val="both"/>
+      </w:pPr>
+      <w:r>
+        <w:t>Порушень принципів академічної доброчесності в дисертаційній роботі та публікаціях здобувача не виявлено. Основні результати, винесені на захист, отримано автором особисто, а внесок у співавторські праці визначено коректно.</w:t>
+      </w:r>
+    </w:p>
+    <w:p>
+      <w:pPr>
+        <w:spacing w:after="0" w:before="0" w:line="240" w:lineRule="auto"/>
+        <w:jc w:val="both"/>
+      </w:pPr>
       <w:r>
         <w:rPr>
           <w:b/>
@@ -394,40 +497,79 @@
         <w:t>Зауваження до дисертаційної роботи</w:t>
       </w:r>
     </w:p>
-    <w:p/>
-    <w:p>
-      <w:r>
-        <w:t>1. У роботі доцільно ще чіткіше розмежувати поняття «модель», «метод» та «інформаційна технологія», особливо у формулюваннях наукової новизни та підсумкових висновках.</w:t>
-      </w:r>
-    </w:p>
-    <w:p>
-      <w:r>
-        <w:t>2. Для повнішого підтвердження заявленого підвищення точності, надійності й адаптивності бажано виразніше подати кількісні критерії та межі інтерпретації відповідних експериментальних результатів.</w:t>
-      </w:r>
-    </w:p>
-    <w:p>
-      <w:r>
-        <w:t>3. У висновках і підсумковому узагальненні варто ще рельєфніше виділити саме ті результати, що мають характер нових моделей, а не лише структурних або концептуальних рішень.</w:t>
-      </w:r>
-    </w:p>
-    <w:p>
-      <w:r>
-        <w:t>4. Для задач практичного впровадження корисно було б детальніше подати часові та ресурсні характеристики окремих модулів технології в режимі, наближеному до реального часу.</w:t>
-      </w:r>
-    </w:p>
-    <w:p>
-      <w:r>
-        <w:t>5. У тексті трапляються окремі стилістичні та термінологічні нерівномірності, які могли б бути додатково відредаговані під час підготовки остаточної версії.</w:t>
-      </w:r>
-    </w:p>
-    <w:p/>
-    <w:p>
-      <w:r>
-        <w:t>Наведені зауваження не знижують загальної позитивної оцінки роботи та не впливають на її наукову й практичну цінність.</w:t>
-      </w:r>
-    </w:p>
-    <w:p/>
-    <w:p>
+    <w:p>
+      <w:pPr>
+        <w:spacing w:after="0" w:before="0" w:line="240" w:lineRule="auto"/>
+        <w:ind w:left="0" w:firstLine="0"/>
+        <w:jc w:val="left"/>
+      </w:pPr>
+      <w:r>
+        <w:t>1. У підсумкових висновках доцільно ще виразніше показати відповідність між поставленими задачами дослідження та конкретними науковими результатами, отриманими автором.</w:t>
+      </w:r>
+    </w:p>
+    <w:p>
+      <w:pPr>
+        <w:spacing w:after="0" w:before="0" w:line="240" w:lineRule="auto"/>
+        <w:ind w:left="0" w:firstLine="0"/>
+        <w:jc w:val="left"/>
+      </w:pPr>
+      <w:r>
+        <w:t>2. У блоці наукової новизни бажано чіткіше відокремити результати, що мають характер нових моделей і методів, від результатів, які стосуються архітектури або структури інформаційної технології.</w:t>
+      </w:r>
+    </w:p>
+    <w:p>
+      <w:pPr>
+        <w:spacing w:after="0" w:before="0" w:line="240" w:lineRule="auto"/>
+        <w:ind w:left="0" w:firstLine="0"/>
+        <w:jc w:val="left"/>
+      </w:pPr>
+      <w:r>
+        <w:t>3. Для кращого сприйняття комплексної технології корисною була б узагальнювальна схема або таблиця, де компактно зіставлено модулі, їх вхідні та вихідні дані, а також відповідні метрики оцінювання.</w:t>
+      </w:r>
+    </w:p>
+    <w:p>
+      <w:pPr>
+        <w:spacing w:after="0" w:before="0" w:line="240" w:lineRule="auto"/>
+        <w:ind w:left="0" w:firstLine="0"/>
+        <w:jc w:val="left"/>
+      </w:pPr>
+      <w:r>
+        <w:t xml:space="preserve">4. Було б доцільно більш явно виділити авторський внесок саме у вибір оптимальних конфігурацій серед досліджених </w:t>
+      </w:r>
+      <w:r>
+        <w:rPr>
+          <w:b/>
+        </w:rPr>
+        <w:t>35 комбінацій</w:t>
+      </w:r>
+      <w:r>
+        <w:t xml:space="preserve"> методів.</w:t>
+      </w:r>
+    </w:p>
+    <w:p>
+      <w:pPr>
+        <w:spacing w:after="0" w:before="0" w:line="240" w:lineRule="auto"/>
+        <w:ind w:left="0" w:firstLine="0"/>
+        <w:jc w:val="left"/>
+      </w:pPr>
+      <w:r>
+        <w:t>5. У роботі трапляються окремі стилістичні та термінологічні неточності, які можна усунути в остаточній редакції.</w:t>
+      </w:r>
+    </w:p>
+    <w:p>
+      <w:pPr>
+        <w:spacing w:after="0" w:before="0" w:line="240" w:lineRule="auto"/>
+        <w:jc w:val="both"/>
+      </w:pPr>
+      <w:r>
+        <w:t>Наведені зауваження не впливають на загальну високу оцінку дисертаційної роботи.</w:t>
+      </w:r>
+    </w:p>
+    <w:p>
+      <w:pPr>
+        <w:spacing w:after="0" w:before="0" w:line="240" w:lineRule="auto"/>
+        <w:jc w:val="both"/>
+      </w:pPr>
       <w:r>
         <w:rPr>
           <w:b/>
@@ -435,8 +577,11 @@
         <w:t>Висновок</w:t>
       </w:r>
     </w:p>
-    <w:p/>
-    <w:p>
+    <w:p>
+      <w:pPr>
+        <w:spacing w:after="0" w:before="0" w:line="240" w:lineRule="auto"/>
+        <w:jc w:val="both"/>
+      </w:pPr>
       <w:r>
         <w:t xml:space="preserve">Дисертаційна робота </w:t>
       </w:r>
@@ -477,8 +622,11 @@
         <w:t>.</w:t>
       </w:r>
     </w:p>
-    <w:p/>
-    <w:p>
+    <w:p>
+      <w:pPr>
+        <w:spacing w:after="0" w:before="0" w:line="240" w:lineRule="auto"/>
+        <w:jc w:val="both"/>
+      </w:pPr>
       <w:r>
         <w:t xml:space="preserve">Подана дисертація відповідає вимогам до дисертацій на здобуття ступеня доктора філософії, а її автор, </w:t>
       </w:r>
@@ -501,8 +649,11 @@
         <w:t>. Дисертаційна робота може бути рекомендована до публічного захисту.</w:t>
       </w:r>
     </w:p>
-    <w:p/>
-    <w:p>
+    <w:p>
+      <w:pPr>
+        <w:spacing w:after="0" w:before="0" w:line="240" w:lineRule="auto"/>
+        <w:jc w:val="both"/>
+      </w:pPr>
       <w:r>
         <w:rPr>
           <w:b/>
@@ -511,21 +662,37 @@
       </w:r>
     </w:p>
     <w:p>
+      <w:pPr>
+        <w:spacing w:after="0" w:before="0" w:line="240" w:lineRule="auto"/>
+        <w:jc w:val="both"/>
+      </w:pPr>
       <w:r>
         <w:t>директор навчально-наукового інституту комп’ютерних наук</w:t>
       </w:r>
     </w:p>
     <w:p>
+      <w:pPr>
+        <w:spacing w:after="0" w:before="0" w:line="240" w:lineRule="auto"/>
+        <w:jc w:val="both"/>
+      </w:pPr>
       <w:r>
         <w:t>та інформаційних технологій НТУ «ХПІ»,</w:t>
       </w:r>
     </w:p>
     <w:p>
+      <w:pPr>
+        <w:spacing w:after="0" w:before="0" w:line="240" w:lineRule="auto"/>
+        <w:jc w:val="both"/>
+      </w:pPr>
       <w:r>
         <w:t>доктор технічних наук, професор</w:t>
       </w:r>
     </w:p>
     <w:p>
+      <w:pPr>
+        <w:spacing w:after="0" w:before="0" w:line="240" w:lineRule="auto"/>
+        <w:jc w:val="both"/>
+      </w:pPr>
       <w:r>
         <w:rPr>
           <w:b/>
@@ -995,7 +1162,8 @@
     <w:name w:val="Normal"/>
     <w:qFormat/>
     <w:rPr>
-      <w:sz w:val="24"/>
+      <w:rFonts w:ascii="Times New Roman" w:hAnsi="Times New Roman"/>
+      <w:sz w:val="28"/>
       <w:szCs w:val="24"/>
       <w:lang w:val="ru-RU" w:eastAsia="ru-RU"/>
     </w:rPr>

--- a/15a_Кондратов_Відгук_експерта_Годлевський.docx
+++ b/15a_Кондратов_Відгук_експерта_Годлевський.docx
@@ -143,7 +143,7 @@
     <w:p>
       <w:pPr>
         <w:spacing w:after="0" w:before="0" w:line="240" w:lineRule="auto"/>
-        <w:jc w:val="center"/>
+        <w:jc w:val="left"/>
       </w:pPr>
       <w:r>
         <w:rPr>
@@ -158,64 +158,244 @@
         <w:jc w:val="both"/>
       </w:pPr>
       <w:r>
-        <w:t xml:space="preserve">Проблематика дистанційної ідентифікації параметрів динамічних об’єктів є актуальною для сучасної науки та практики, оскільки поєднує завдання комп’ютерного зору, інтелектуальної обробки відеоданих, аналізу часових змін та побудови інформаційних технологій для складних динамічних сцен. Для галузі знань </w:t>
-      </w:r>
-      <w:r>
-        <w:rPr>
-          <w:b/>
-        </w:rPr>
-        <w:t>12 – Інформаційні технології</w:t>
-      </w:r>
-      <w:r>
-        <w:t xml:space="preserve"> ця тематика є важливою ще й тому, що вимагає одночасного використання моделей, алгоритмів, експериментальної верифікації та програмної реалізації.</w:t>
-      </w:r>
-    </w:p>
-    <w:p>
-      <w:pPr>
-        <w:spacing w:after="0" w:before="0" w:line="240" w:lineRule="auto"/>
-        <w:jc w:val="both"/>
-      </w:pPr>
-      <w:r>
-        <w:t>Актуальність дисертації Кондратова О. М. визначається тим, що автор запропонував комплексний підхід до задачі, яка в багатьох роботах розглядається фрагментарно. У дисертації об’єднано засоби виявлення об’єктів, оцінювання руху, реконструкції глибини, ансамблевої корекції та оцінювання якості результатів у межах єдиної інформаційної технології.</w:t>
-      </w:r>
-    </w:p>
-    <w:p>
-      <w:pPr>
-        <w:spacing w:after="0" w:before="0" w:line="240" w:lineRule="auto"/>
-        <w:jc w:val="both"/>
-      </w:pPr>
-      <w:r>
-        <w:t>Роботу виконано в межах наукових досліджень НТУ «ХПІ», що додатково підтверджує її відповідність науковим пріоритетам кафедри й інституту.</w:t>
-      </w:r>
-    </w:p>
-    <w:p>
-      <w:pPr>
-        <w:spacing w:after="0" w:before="0" w:line="240" w:lineRule="auto"/>
-        <w:jc w:val="both"/>
-      </w:pPr>
-      <w:r>
-        <w:rPr>
-          <w:b/>
-        </w:rPr>
-        <w:t>Ступінь обґрунтованості наукових положень та достовірність результатів</w:t>
-      </w:r>
-    </w:p>
-    <w:p>
-      <w:pPr>
-        <w:spacing w:after="0" w:before="0" w:line="240" w:lineRule="auto"/>
-        <w:jc w:val="both"/>
-      </w:pPr>
-      <w:r>
-        <w:t>Наукові положення, висновки та рекомендації дисертації є належно обґрунтованими. Автор коректно визначив мету, предмет, об’єкт і задачі дослідження та послідовно реалізував їх у структурі роботи. Позитивне враження справляє те, що результати не подано як суто декларативні, а підкріплено як теоретичними міркуваннями, так і експериментальною частиною.</w:t>
-      </w:r>
-    </w:p>
-    <w:p>
-      <w:pPr>
-        <w:spacing w:after="0" w:before="0" w:line="240" w:lineRule="auto"/>
-        <w:jc w:val="both"/>
-      </w:pPr>
-      <w:r>
-        <w:t>Достовірність результатів забезпечується:</w:t>
+        <w:t>Дисертаційна робота Кондратова О. М. присвячена актуальній для галузі інформаційних технологій задачі дистанційної ідентифікації параметрів динамічних об’єктів. Сучасні системи комп’ютерного зору повинні працювати з відеоданими в умовах невизначеності, шумів, оклюзій та змін освітлення, а тому потребують не окремих алгоритмічних рішень, а цілісних технологій обробки, здатних поєднувати детектування, оцінювання руху, реконструкцію глибини й перевірку якості результатів.</w:t>
+      </w:r>
+    </w:p>
+    <w:p>
+      <w:pPr>
+        <w:spacing w:after="0" w:before="0" w:line="240" w:lineRule="auto"/>
+        <w:jc w:val="both"/>
+      </w:pPr>
+      <w:r>
+        <w:t xml:space="preserve">Актуальність дослідження полягає також у тому, що воно розташоване на перетині комп’ютерного зору, машинного навчання, обчислювального інтелекту та програмної реалізації інформаційних технологій. Такий міждисциплінарний характер є важливим для підготовки фахівців і дослідників за спеціальністю </w:t>
+      </w:r>
+      <w:r>
+        <w:rPr>
+          <w:b/>
+        </w:rPr>
+        <w:t>122 – Комп’ютерні науки</w:t>
+      </w:r>
+      <w:r>
+        <w:t>.</w:t>
+      </w:r>
+    </w:p>
+    <w:p>
+      <w:pPr>
+        <w:spacing w:after="0" w:before="0" w:line="240" w:lineRule="auto"/>
+        <w:jc w:val="left"/>
+      </w:pPr>
+      <w:r>
+        <w:rPr>
+          <w:b/>
+        </w:rPr>
+        <w:t>Зв’язок роботи з науковими дослідженнями НТУ «ХПІ»</w:t>
+      </w:r>
+    </w:p>
+    <w:p>
+      <w:pPr>
+        <w:spacing w:after="0" w:before="0" w:line="240" w:lineRule="auto"/>
+        <w:jc w:val="both"/>
+      </w:pPr>
+      <w:r>
+        <w:t>Дисертацію виконано в межах наукових робіт НТУ «ХПІ», пов’язаних із розробкою математичних моделей, програмних додатків і методів обчислювального інтелекту для складних систем. Тематика роботи відповідає напряму розвитку інституту комп’ютерних наук та інформаційних технологій і має як наукову, так і освітню цінність.</w:t>
+      </w:r>
+    </w:p>
+    <w:p>
+      <w:pPr>
+        <w:spacing w:after="0" w:before="0" w:line="240" w:lineRule="auto"/>
+        <w:jc w:val="left"/>
+      </w:pPr>
+      <w:r>
+        <w:rPr>
+          <w:b/>
+        </w:rPr>
+        <w:t>Ступінь обґрунтованості та достовірності результатів</w:t>
+      </w:r>
+    </w:p>
+    <w:p>
+      <w:pPr>
+        <w:spacing w:after="0" w:before="0" w:line="240" w:lineRule="auto"/>
+        <w:jc w:val="both"/>
+      </w:pPr>
+      <w:r>
+        <w:t>Наукові положення, висновки та рекомендації дисертації є обґрунтованими. Автор чітко визначив мету, об’єкт, предмет і задачі дослідження, а структура дисертації демонструє послідовне виконання поставлених завдань. Важливо, що робота містить не лише концептуальний опис технології, а й програмну реалізацію та експериментальну перевірку.</w:t>
+      </w:r>
+    </w:p>
+    <w:p>
+      <w:pPr>
+        <w:spacing w:after="0" w:before="0" w:line="240" w:lineRule="auto"/>
+        <w:jc w:val="both"/>
+      </w:pPr>
+      <w:r>
+        <w:t xml:space="preserve">Достовірність результатів підтверджується використанням сучасних методів комп’ютерного зору, трансформерних архітектур, алгоритмів оптичного потоку, моделей оцінювання глибини та ансамблевих підходів. У роботі виконано порівняльний аналіз </w:t>
+      </w:r>
+      <w:r>
+        <w:rPr>
+          <w:b/>
+        </w:rPr>
+        <w:t>35 комбінацій</w:t>
+      </w:r>
+      <w:r>
+        <w:t xml:space="preserve"> методів оптичного потоку й оцінювання глибини та використано систему метрик </w:t>
+      </w:r>
+      <w:r>
+        <w:rPr>
+          <w:b/>
+        </w:rPr>
+        <w:t>EPE, AAE, RMSE, MAE, PSNR, IoU та Dice</w:t>
+      </w:r>
+      <w:r>
+        <w:t>.</w:t>
+      </w:r>
+    </w:p>
+    <w:p>
+      <w:pPr>
+        <w:spacing w:after="0" w:before="0" w:line="240" w:lineRule="auto"/>
+        <w:jc w:val="left"/>
+      </w:pPr>
+      <w:r>
+        <w:rPr>
+          <w:b/>
+        </w:rPr>
+        <w:t>Наукова новизна та теоретична цінність</w:t>
+      </w:r>
+    </w:p>
+    <w:p>
+      <w:pPr>
+        <w:spacing w:after="0" w:before="0" w:line="240" w:lineRule="auto"/>
+        <w:jc w:val="both"/>
+      </w:pPr>
+      <w:r>
+        <w:t>Наукова новизна дисертації визначається цілісністю запропонованого підходу до аналізу динамічних об’єктів. Автор не обмежився застосуванням відомих моделей комп’ютерного зору, а сформував логіку їх взаємодії в межах інформаційної технології дистанційної ідентифікації. Саме ця цілісність є важливою для дисертаційного дослідження, оскільки дає можливість перейти від окремих алгоритмічних операцій до науково обґрунтованої системи обробки відеоданих.</w:t>
+      </w:r>
+    </w:p>
+    <w:p>
+      <w:pPr>
+        <w:spacing w:after="0" w:before="0" w:line="240" w:lineRule="auto"/>
+        <w:jc w:val="both"/>
+      </w:pPr>
+      <w:r>
+        <w:t>До найбільш вагомих результатів належать метод інтеграції трансформерного детектування з оптичним потоком, структура інформаційної технології, підхід до комбінування моделей оцінювання глибини, ансамблева корекція результатів та комплексна система метрик. У сукупності ці результати розвивають наукові основи побудови інтелектуальних систем аналізу динамічних сцен.</w:t>
+      </w:r>
+    </w:p>
+    <w:p>
+      <w:pPr>
+        <w:spacing w:after="0" w:before="0" w:line="240" w:lineRule="auto"/>
+        <w:jc w:val="both"/>
+      </w:pPr>
+      <w:r>
+        <w:t>Теоретична цінність роботи полягає в тому, що вона задає узгоджену схему переходу від відеопотоку до параметричного опису рухомого об’єкта. Такий результат має значення не лише для конкретної програмної реалізації, а й для подальших досліджень у сфері комп’ютерного зору, обчислювального інтелекту та інформаційних технологій.</w:t>
+      </w:r>
+    </w:p>
+    <w:p>
+      <w:pPr>
+        <w:spacing w:after="0" w:before="0" w:line="240" w:lineRule="auto"/>
+        <w:jc w:val="left"/>
+      </w:pPr>
+      <w:r>
+        <w:rPr>
+          <w:b/>
+        </w:rPr>
+        <w:t>Практичне значення та впровадження</w:t>
+      </w:r>
+    </w:p>
+    <w:p>
+      <w:pPr>
+        <w:spacing w:after="0" w:before="0" w:line="240" w:lineRule="auto"/>
+        <w:jc w:val="both"/>
+      </w:pPr>
+      <w:r>
+        <w:t>Практичне значення роботи полягає у можливості застосування отриманих результатів у системах відеоспостереження, автономного транспорту, робототехніки, промислового моніторингу, підтримки прийняття рішень і спеціалізованих наукових досліджень. Окремо слід відзначити міждисциплінарний потенціал роботи, підтверджений використанням результатів у Радіоастрономічному інституті НАН України.</w:t>
+      </w:r>
+    </w:p>
+    <w:p>
+      <w:pPr>
+        <w:spacing w:after="0" w:before="0" w:line="240" w:lineRule="auto"/>
+        <w:jc w:val="both"/>
+      </w:pPr>
+      <w:r>
+        <w:t>Результати дисертації також впроваджено у навчальний процес НТУ «ХПІ» та ТОВ «Технічний університет «Метінвест Політехніка», що свідчить про їх корисність для підготовки фахівців у галузі інформаційних технологій.</w:t>
+      </w:r>
+    </w:p>
+    <w:p>
+      <w:pPr>
+        <w:spacing w:after="0" w:before="0" w:line="240" w:lineRule="auto"/>
+        <w:jc w:val="left"/>
+      </w:pPr>
+      <w:r>
+        <w:rPr>
+          <w:b/>
+        </w:rPr>
+        <w:t>Повнота викладення результатів у публікаціях</w:t>
+      </w:r>
+    </w:p>
+    <w:p>
+      <w:pPr>
+        <w:spacing w:after="0" w:before="0" w:line="240" w:lineRule="auto"/>
+        <w:jc w:val="both"/>
+      </w:pPr>
+      <w:r>
+        <w:t xml:space="preserve">Основні результати дослідження оприлюднено у </w:t>
+      </w:r>
+      <w:r>
+        <w:rPr>
+          <w:b/>
+        </w:rPr>
+        <w:t>15 наукових працях</w:t>
+      </w:r>
+      <w:r>
+        <w:t>. Публікації відповідають тематиці дисертації, відображають її основні положення та підтверджують належний рівень апробації результатів.</w:t>
+      </w:r>
+    </w:p>
+    <w:p>
+      <w:pPr>
+        <w:spacing w:after="0" w:before="0" w:line="240" w:lineRule="auto"/>
+        <w:jc w:val="left"/>
+      </w:pPr>
+      <w:r>
+        <w:rPr>
+          <w:b/>
+        </w:rPr>
+        <w:t>Оцінка змісту роботи та академічної доброчесності</w:t>
+      </w:r>
+    </w:p>
+    <w:p>
+      <w:pPr>
+        <w:spacing w:after="0" w:before="0" w:line="240" w:lineRule="auto"/>
+        <w:jc w:val="both"/>
+      </w:pPr>
+      <w:r>
+        <w:t>Дисертація має логічну структуру, містить вступ, чотири розділи, висновки, список використаних джерел і додатки. Матеріал викладено на належному науковому рівні, із достатнім поєднанням теоретичної, алгоритмічної та експериментальної складових.</w:t>
+      </w:r>
+    </w:p>
+    <w:p>
+      <w:pPr>
+        <w:spacing w:after="0" w:before="0" w:line="240" w:lineRule="auto"/>
+        <w:jc w:val="both"/>
+      </w:pPr>
+      <w:r>
+        <w:t xml:space="preserve">Зміст роботи відповідає спеціальності </w:t>
+      </w:r>
+      <w:r>
+        <w:rPr>
+          <w:b/>
+        </w:rPr>
+        <w:t>122 – Комп’ютерні науки</w:t>
+      </w:r>
+      <w:r>
+        <w:t>. Порушень академічної доброчесності в дисертації та публікаціях здобувача не виявлено. Основні результати, винесені на захист, отримано автором особисто, а внесок у співавторські праці визначено коректно.</w:t>
+      </w:r>
+    </w:p>
+    <w:p>
+      <w:pPr>
+        <w:spacing w:after="0" w:before="0" w:line="240" w:lineRule="auto"/>
+        <w:jc w:val="left"/>
+      </w:pPr>
+      <w:r>
+        <w:rPr>
+          <w:b/>
+        </w:rPr>
+        <w:t>Зауваження до дисертаційної роботи</w:t>
       </w:r>
     </w:p>
     <w:p>
@@ -225,7 +405,7 @@
         <w:jc w:val="left"/>
       </w:pPr>
       <w:r>
-        <w:t>1. використанням сучасних методів комп’ютерного зору, трансформерних архітектур та ансамблевих підходів;</w:t>
+        <w:t>1. У підсумкових висновках доцільно ще виразніше показати відповідність між поставленими задачами дослідження та конкретними науковими результатами, отриманими автором.</w:t>
       </w:r>
     </w:p>
     <w:p>
@@ -235,7 +415,7 @@
         <w:jc w:val="left"/>
       </w:pPr>
       <w:r>
-        <w:t>2. узгодженістю між поставленими задачами, науковою новизною і підсумковими висновками;</w:t>
+        <w:t>2. У блоці наукової новизни бажано чіткіше відокремити результати, що мають характер нових моделей і методів, від результатів, які стосуються архітектури або структури інформаційної технології.</w:t>
       </w:r>
     </w:p>
     <w:p>
@@ -245,16 +425,7 @@
         <w:jc w:val="left"/>
       </w:pPr>
       <w:r>
-        <w:t xml:space="preserve">3. проведенням порівняльного аналізу </w:t>
-      </w:r>
-      <w:r>
-        <w:rPr>
-          <w:b/>
-        </w:rPr>
-        <w:t>35 комбінацій</w:t>
-      </w:r>
-      <w:r>
-        <w:t xml:space="preserve"> методів оптичного потоку та оцінювання глибини;</w:t>
+        <w:t>3. Для кращого сприйняття комплексної технології корисною була б узагальнювальна схема або таблиця, де компактно зіставлено модулі, їх вхідні та вихідні дані, а також відповідні метрики оцінювання.</w:t>
       </w:r>
     </w:p>
     <w:p>
@@ -264,16 +435,16 @@
         <w:jc w:val="left"/>
       </w:pPr>
       <w:r>
-        <w:t xml:space="preserve">4. застосуванням комплексу метрик </w:t>
-      </w:r>
-      <w:r>
-        <w:rPr>
-          <w:b/>
-        </w:rPr>
-        <w:t>EPE, AAE, RMSE, MAE, PSNR, IoU та Dice</w:t>
-      </w:r>
-      <w:r>
-        <w:t>;</w:t>
+        <w:t xml:space="preserve">4. Було б доцільно більш явно виділити авторський внесок саме у вибір оптимальних конфігурацій серед досліджених </w:t>
+      </w:r>
+      <w:r>
+        <w:rPr>
+          <w:b/>
+        </w:rPr>
+        <w:t>35 комбінацій</w:t>
+      </w:r>
+      <w:r>
+        <w:t xml:space="preserve"> методів.</w:t>
       </w:r>
     </w:p>
     <w:p>
@@ -283,415 +454,145 @@
         <w:jc w:val="left"/>
       </w:pPr>
       <w:r>
-        <w:t>5. наявністю програмної реалізації запропонованої технології;</w:t>
-      </w:r>
-    </w:p>
-    <w:p>
-      <w:pPr>
-        <w:spacing w:after="0" w:before="0" w:line="240" w:lineRule="auto"/>
-        <w:ind w:left="0" w:firstLine="0"/>
+        <w:t>5. У роботі трапляються окремі стилістичні та термінологічні неточності, які можна усунути в остаточній редакції.</w:t>
+      </w:r>
+    </w:p>
+    <w:p>
+      <w:pPr>
+        <w:spacing w:after="0" w:before="0" w:line="240" w:lineRule="auto"/>
+        <w:jc w:val="both"/>
+      </w:pPr>
+      <w:r>
+        <w:t>Зазначені зауваження не знижують загальної позитивної оцінки дисертаційної роботи.</w:t>
+      </w:r>
+    </w:p>
+    <w:p>
+      <w:pPr>
+        <w:spacing w:after="0" w:before="0" w:line="240" w:lineRule="auto"/>
         <w:jc w:val="left"/>
       </w:pPr>
       <w:r>
-        <w:t>6. практичним впровадженням результатів у навчальний процес та прикладні дослідження.</w:t>
-      </w:r>
-    </w:p>
-    <w:p>
-      <w:pPr>
-        <w:spacing w:after="0" w:before="0" w:line="240" w:lineRule="auto"/>
-        <w:jc w:val="both"/>
-      </w:pPr>
-      <w:r>
-        <w:rPr>
-          <w:b/>
-        </w:rPr>
-        <w:t>Наукова новизна та теоретична цінність</w:t>
-      </w:r>
-    </w:p>
-    <w:p>
-      <w:pPr>
-        <w:spacing w:after="0" w:before="0" w:line="240" w:lineRule="auto"/>
-        <w:jc w:val="both"/>
-      </w:pPr>
-      <w:r>
-        <w:t>До основних наукових результатів, що мають новизну, слід віднести:</w:t>
-      </w:r>
-    </w:p>
-    <w:p>
-      <w:pPr>
-        <w:spacing w:after="0" w:before="0" w:line="240" w:lineRule="auto"/>
-        <w:ind w:left="0" w:firstLine="0"/>
+        <w:rPr>
+          <w:b/>
+        </w:rPr>
+        <w:t>Висновок</w:t>
+      </w:r>
+    </w:p>
+    <w:p>
+      <w:pPr>
+        <w:spacing w:after="0" w:before="0" w:line="240" w:lineRule="auto"/>
+        <w:jc w:val="both"/>
+      </w:pPr>
+      <w:r>
+        <w:t xml:space="preserve">Дисертаційна робота </w:t>
+      </w:r>
+      <w:r>
+        <w:rPr>
+          <w:b/>
+        </w:rPr>
+        <w:t>Кондратова Олексія Михайловича</w:t>
+      </w:r>
+      <w:r>
+        <w:t xml:space="preserve"> </w:t>
+      </w:r>
+      <w:r>
+        <w:rPr>
+          <w:b/>
+        </w:rPr>
+        <w:t>«Моделі, методи та інформаційна технологія дистанційної ідентифікації параметрів динамічних об’єктів»</w:t>
+      </w:r>
+      <w:r>
+        <w:t xml:space="preserve"> є завершеним самостійним науковим дослідженням, виконаним на належному теоретичному та прикладному рівнях. Робота відповідає галузі знань </w:t>
+      </w:r>
+      <w:r>
+        <w:rPr>
+          <w:b/>
+        </w:rPr>
+        <w:t>12 – Інформаційні технології</w:t>
+      </w:r>
+      <w:r>
+        <w:t xml:space="preserve"> та спеціальності </w:t>
+      </w:r>
+      <w:r>
+        <w:rPr>
+          <w:b/>
+        </w:rPr>
+        <w:t>122 – Комп’ютерні науки</w:t>
+      </w:r>
+      <w:r>
+        <w:t>.</w:t>
+      </w:r>
+    </w:p>
+    <w:p>
+      <w:pPr>
+        <w:spacing w:after="0" w:before="0" w:line="240" w:lineRule="auto"/>
+        <w:jc w:val="both"/>
+      </w:pPr>
+      <w:r>
+        <w:t xml:space="preserve">Подана дисертація відповідає вимогам до дисертацій на здобуття ступеня доктора філософії, а її автор, </w:t>
+      </w:r>
+      <w:r>
+        <w:rPr>
+          <w:b/>
+        </w:rPr>
+        <w:t>Кондратов Олексій Михайлович</w:t>
+      </w:r>
+      <w:r>
+        <w:t xml:space="preserve">, заслуговує на присудження ступеня доктора філософії за спеціальністю </w:t>
+      </w:r>
+      <w:r>
+        <w:rPr>
+          <w:b/>
+        </w:rPr>
+        <w:t>122 – Комп’ютерні науки</w:t>
+      </w:r>
+      <w:r>
+        <w:t>. Дисертаційна робота може бути рекомендована до публічного захисту.</w:t>
+      </w:r>
+    </w:p>
+    <w:p>
+      <w:pPr>
+        <w:spacing w:after="0" w:before="0" w:line="240" w:lineRule="auto"/>
         <w:jc w:val="left"/>
       </w:pPr>
       <w:r>
-        <w:t>1. запропонований метод дистанційної ідентифікації параметрів динамічних об’єктів на основі інтеграції DETR та алгоритмів оптичного потоку;</w:t>
-      </w:r>
-    </w:p>
-    <w:p>
-      <w:pPr>
-        <w:spacing w:after="0" w:before="0" w:line="240" w:lineRule="auto"/>
-        <w:ind w:left="0" w:firstLine="0"/>
+        <w:rPr>
+          <w:b/>
+        </w:rPr>
+        <w:t>Експерт з галузі</w:t>
+      </w:r>
+    </w:p>
+    <w:p>
+      <w:pPr>
+        <w:spacing w:after="0" w:before="0" w:line="240" w:lineRule="auto"/>
+        <w:jc w:val="both"/>
+      </w:pPr>
+      <w:r>
+        <w:t>директор навчально-наукового інституту комп’ютерних наук</w:t>
+      </w:r>
+    </w:p>
+    <w:p>
+      <w:pPr>
+        <w:spacing w:after="0" w:before="0" w:line="240" w:lineRule="auto"/>
+        <w:jc w:val="both"/>
+      </w:pPr>
+      <w:r>
+        <w:t>та інформаційних технологій НТУ «ХПІ»,</w:t>
+      </w:r>
+    </w:p>
+    <w:p>
+      <w:pPr>
+        <w:spacing w:after="0" w:before="0" w:line="240" w:lineRule="auto"/>
+        <w:jc w:val="both"/>
+      </w:pPr>
+      <w:r>
+        <w:t>доктор технічних наук, професор</w:t>
+      </w:r>
+    </w:p>
+    <w:p>
+      <w:pPr>
+        <w:spacing w:after="0" w:before="0" w:line="240" w:lineRule="auto"/>
         <w:jc w:val="left"/>
-      </w:pPr>
-      <w:r>
-        <w:t>2. розроблену структуру інформаційної технології, яка поєднує модулі виявлення, аналізу руху, реконструкції глибини та корекції результатів;</w:t>
-      </w:r>
-    </w:p>
-    <w:p>
-      <w:pPr>
-        <w:spacing w:after="0" w:before="0" w:line="240" w:lineRule="auto"/>
-        <w:ind w:left="0" w:firstLine="0"/>
-        <w:jc w:val="left"/>
-      </w:pPr>
-      <w:r>
-        <w:t>3. удосконалений метод оцінювання глибини сцени шляхом комбінування моделей MiDaS, DPT\_Large та GeoNet із використанням Bagging і Boosting;</w:t>
-      </w:r>
-    </w:p>
-    <w:p>
-      <w:pPr>
-        <w:spacing w:after="0" w:before="0" w:line="240" w:lineRule="auto"/>
-        <w:ind w:left="0" w:firstLine="0"/>
-        <w:jc w:val="left"/>
-      </w:pPr>
-      <w:r>
-        <w:t>4. удосконалений підхід до ансамблевої агрегації результатів ідентифікації;</w:t>
-      </w:r>
-    </w:p>
-    <w:p>
-      <w:pPr>
-        <w:spacing w:after="0" w:before="0" w:line="240" w:lineRule="auto"/>
-        <w:ind w:left="0" w:firstLine="0"/>
-        <w:jc w:val="left"/>
-      </w:pPr>
-      <w:r>
-        <w:t>5. удосконалену систему кількісного оцінювання якості ідентифікації;</w:t>
-      </w:r>
-    </w:p>
-    <w:p>
-      <w:pPr>
-        <w:spacing w:after="0" w:before="0" w:line="240" w:lineRule="auto"/>
-        <w:ind w:left="0" w:firstLine="0"/>
-        <w:jc w:val="left"/>
-      </w:pPr>
-      <w:r>
-        <w:t>6. подальший розвиток підходу до синтезу просторово-часових ознак динамічних об’єктів.</w:t>
-      </w:r>
-    </w:p>
-    <w:p>
-      <w:pPr>
-        <w:spacing w:after="0" w:before="0" w:line="240" w:lineRule="auto"/>
-        <w:jc w:val="both"/>
-      </w:pPr>
-      <w:r>
-        <w:t xml:space="preserve">Теоретичне значення роботи полягає в тому, що вона формує цілісне бачення предметної області саме на рівні інтегрованої інформаційної технології, а не тільки окремих алгоритмів. Це є важливим результатом для спеціальності </w:t>
-      </w:r>
-      <w:r>
-        <w:rPr>
-          <w:b/>
-        </w:rPr>
-        <w:t>122 – Комп’ютерні науки</w:t>
-      </w:r>
-      <w:r>
-        <w:t>.</w:t>
-      </w:r>
-    </w:p>
-    <w:p>
-      <w:pPr>
-        <w:spacing w:after="0" w:before="0" w:line="240" w:lineRule="auto"/>
-        <w:jc w:val="both"/>
-      </w:pPr>
-      <w:r>
-        <w:rPr>
-          <w:b/>
-        </w:rPr>
-        <w:t>Практичне значення роботи</w:t>
-      </w:r>
-    </w:p>
-    <w:p>
-      <w:pPr>
-        <w:spacing w:after="0" w:before="0" w:line="240" w:lineRule="auto"/>
-        <w:jc w:val="both"/>
-      </w:pPr>
-      <w:r>
-        <w:t>Практичне значення дисертації підтверджується можливістю застосування її результатів у системах інтелектуального відеоспостереження, автономного транспорту, робототехніки, промислового моніторингу та спеціалізованих наукових дослідженнях. Особливо показовим є використання результатів у Радіоастрономічному інституті НАН України, що свідчить про міждисциплінарний потенціал роботи.</w:t>
-      </w:r>
-    </w:p>
-    <w:p>
-      <w:pPr>
-        <w:spacing w:after="0" w:before="0" w:line="240" w:lineRule="auto"/>
-        <w:jc w:val="both"/>
-      </w:pPr>
-      <w:r>
-        <w:t>Позитивно оцінюю і те, що результати дисертації впроваджено у навчальний процес НТУ «ХПІ» та ТОВ «Технічний університет «Метінвест Політехніка».</w:t>
-      </w:r>
-    </w:p>
-    <w:p>
-      <w:pPr>
-        <w:spacing w:after="0" w:before="0" w:line="240" w:lineRule="auto"/>
-        <w:jc w:val="both"/>
-      </w:pPr>
-      <w:r>
-        <w:rPr>
-          <w:b/>
-        </w:rPr>
-        <w:t>Повнота викладення результатів в опублікованих працях</w:t>
-      </w:r>
-    </w:p>
-    <w:p>
-      <w:pPr>
-        <w:spacing w:after="0" w:before="0" w:line="240" w:lineRule="auto"/>
-        <w:jc w:val="both"/>
-      </w:pPr>
-      <w:r>
-        <w:t xml:space="preserve">Основні результати дослідження оприлюднено у </w:t>
-      </w:r>
-      <w:r>
-        <w:rPr>
-          <w:b/>
-        </w:rPr>
-        <w:t>15 наукових працях</w:t>
-      </w:r>
-      <w:r>
-        <w:t>. Публікації відображають зміст дисертації, а рівень апробації є достатнім для кваліфікаційної наукової роботи на здобуття ступеня доктора філософії.</w:t>
-      </w:r>
-    </w:p>
-    <w:p>
-      <w:pPr>
-        <w:spacing w:after="0" w:before="0" w:line="240" w:lineRule="auto"/>
-        <w:jc w:val="both"/>
-      </w:pPr>
-      <w:r>
-        <w:rPr>
-          <w:b/>
-        </w:rPr>
-        <w:t>Оцінка змісту роботи та академічної доброчесності</w:t>
-      </w:r>
-    </w:p>
-    <w:p>
-      <w:pPr>
-        <w:spacing w:after="0" w:before="0" w:line="240" w:lineRule="auto"/>
-        <w:jc w:val="both"/>
-      </w:pPr>
-      <w:r>
-        <w:t>Дисертація має логічну та завершену структуру, складається зі вступу, чотирьох розділів, висновків, списку використаних джерел і додатків. Матеріал викладено на належному науковому рівні, із достатньою деталізацією теоретичної та експериментальної складових.</w:t>
-      </w:r>
-    </w:p>
-    <w:p>
-      <w:pPr>
-        <w:spacing w:after="0" w:before="0" w:line="240" w:lineRule="auto"/>
-        <w:jc w:val="both"/>
-      </w:pPr>
-      <w:r>
-        <w:t>Порушень принципів академічної доброчесності в дисертаційній роботі та публікаціях здобувача не виявлено. Основні результати, винесені на захист, отримано автором особисто, а внесок у співавторські праці визначено коректно.</w:t>
-      </w:r>
-    </w:p>
-    <w:p>
-      <w:pPr>
-        <w:spacing w:after="0" w:before="0" w:line="240" w:lineRule="auto"/>
-        <w:jc w:val="both"/>
-      </w:pPr>
-      <w:r>
-        <w:rPr>
-          <w:b/>
-        </w:rPr>
-        <w:t>Зауваження до дисертаційної роботи</w:t>
-      </w:r>
-    </w:p>
-    <w:p>
-      <w:pPr>
-        <w:spacing w:after="0" w:before="0" w:line="240" w:lineRule="auto"/>
-        <w:ind w:left="0" w:firstLine="0"/>
-        <w:jc w:val="left"/>
-      </w:pPr>
-      <w:r>
-        <w:t>1. У підсумкових висновках доцільно ще виразніше показати відповідність між поставленими задачами дослідження та конкретними науковими результатами, отриманими автором.</w:t>
-      </w:r>
-    </w:p>
-    <w:p>
-      <w:pPr>
-        <w:spacing w:after="0" w:before="0" w:line="240" w:lineRule="auto"/>
-        <w:ind w:left="0" w:firstLine="0"/>
-        <w:jc w:val="left"/>
-      </w:pPr>
-      <w:r>
-        <w:t>2. У блоці наукової новизни бажано чіткіше відокремити результати, що мають характер нових моделей і методів, від результатів, які стосуються архітектури або структури інформаційної технології.</w:t>
-      </w:r>
-    </w:p>
-    <w:p>
-      <w:pPr>
-        <w:spacing w:after="0" w:before="0" w:line="240" w:lineRule="auto"/>
-        <w:ind w:left="0" w:firstLine="0"/>
-        <w:jc w:val="left"/>
-      </w:pPr>
-      <w:r>
-        <w:t>3. Для кращого сприйняття комплексної технології корисною була б узагальнювальна схема або таблиця, де компактно зіставлено модулі, їх вхідні та вихідні дані, а також відповідні метрики оцінювання.</w:t>
-      </w:r>
-    </w:p>
-    <w:p>
-      <w:pPr>
-        <w:spacing w:after="0" w:before="0" w:line="240" w:lineRule="auto"/>
-        <w:ind w:left="0" w:firstLine="0"/>
-        <w:jc w:val="left"/>
-      </w:pPr>
-      <w:r>
-        <w:t xml:space="preserve">4. Було б доцільно більш явно виділити авторський внесок саме у вибір оптимальних конфігурацій серед досліджених </w:t>
-      </w:r>
-      <w:r>
-        <w:rPr>
-          <w:b/>
-        </w:rPr>
-        <w:t>35 комбінацій</w:t>
-      </w:r>
-      <w:r>
-        <w:t xml:space="preserve"> методів.</w:t>
-      </w:r>
-    </w:p>
-    <w:p>
-      <w:pPr>
-        <w:spacing w:after="0" w:before="0" w:line="240" w:lineRule="auto"/>
-        <w:ind w:left="0" w:firstLine="0"/>
-        <w:jc w:val="left"/>
-      </w:pPr>
-      <w:r>
-        <w:t>5. У роботі трапляються окремі стилістичні та термінологічні неточності, які можна усунути в остаточній редакції.</w:t>
-      </w:r>
-    </w:p>
-    <w:p>
-      <w:pPr>
-        <w:spacing w:after="0" w:before="0" w:line="240" w:lineRule="auto"/>
-        <w:jc w:val="both"/>
-      </w:pPr>
-      <w:r>
-        <w:t>Наведені зауваження не впливають на загальну високу оцінку дисертаційної роботи.</w:t>
-      </w:r>
-    </w:p>
-    <w:p>
-      <w:pPr>
-        <w:spacing w:after="0" w:before="0" w:line="240" w:lineRule="auto"/>
-        <w:jc w:val="both"/>
-      </w:pPr>
-      <w:r>
-        <w:rPr>
-          <w:b/>
-        </w:rPr>
-        <w:t>Висновок</w:t>
-      </w:r>
-    </w:p>
-    <w:p>
-      <w:pPr>
-        <w:spacing w:after="0" w:before="0" w:line="240" w:lineRule="auto"/>
-        <w:jc w:val="both"/>
-      </w:pPr>
-      <w:r>
-        <w:t xml:space="preserve">Дисертаційна робота </w:t>
-      </w:r>
-      <w:r>
-        <w:rPr>
-          <w:b/>
-        </w:rPr>
-        <w:t>Кондратова Олексія Михайловича</w:t>
-      </w:r>
-      <w:r>
-        <w:t xml:space="preserve"> </w:t>
-      </w:r>
-      <w:r>
-        <w:rPr>
-          <w:b/>
-        </w:rPr>
-        <w:t>«Моделі, методи та інформаційна технологія дистанційної ідентифікації параметрів динамічних об’єктів»</w:t>
-      </w:r>
-      <w:r>
-        <w:t xml:space="preserve"> є завершеним самостійним науковим дослідженням, виконаним на належному теоретичному та прикладному рівнях, відповідає галузі знань </w:t>
-      </w:r>
-      <w:r>
-        <w:rPr>
-          <w:b/>
-        </w:rPr>
-        <w:t>12 – Інформаційні технології</w:t>
-      </w:r>
-      <w:r>
-        <w:t xml:space="preserve"> та спеціальності </w:t>
-      </w:r>
-      <w:r>
-        <w:rPr>
-          <w:b/>
-        </w:rPr>
-        <w:t>122 – Комп’ютерні науки</w:t>
-      </w:r>
-      <w:r>
-        <w:t>.</w:t>
-      </w:r>
-    </w:p>
-    <w:p>
-      <w:pPr>
-        <w:spacing w:after="0" w:before="0" w:line="240" w:lineRule="auto"/>
-        <w:jc w:val="both"/>
-      </w:pPr>
-      <w:r>
-        <w:t xml:space="preserve">Подана дисертація відповідає вимогам до дисертацій на здобуття ступеня доктора філософії, а її автор, </w:t>
-      </w:r>
-      <w:r>
-        <w:rPr>
-          <w:b/>
-        </w:rPr>
-        <w:t>Кондратов Олексій Михайлович</w:t>
-      </w:r>
-      <w:r>
-        <w:t xml:space="preserve">, заслуговує на присудження ступеня доктора філософії за спеціальністю </w:t>
-      </w:r>
-      <w:r>
-        <w:rPr>
-          <w:b/>
-        </w:rPr>
-        <w:t>122 – Комп’ютерні науки</w:t>
-      </w:r>
-      <w:r>
-        <w:t>. Дисертаційна робота може бути рекомендована до публічного захисту.</w:t>
-      </w:r>
-    </w:p>
-    <w:p>
-      <w:pPr>
-        <w:spacing w:after="0" w:before="0" w:line="240" w:lineRule="auto"/>
-        <w:jc w:val="both"/>
-      </w:pPr>
-      <w:r>
-        <w:rPr>
-          <w:b/>
-        </w:rPr>
-        <w:t>Експерт з галузі</w:t>
-      </w:r>
-    </w:p>
-    <w:p>
-      <w:pPr>
-        <w:spacing w:after="0" w:before="0" w:line="240" w:lineRule="auto"/>
-        <w:jc w:val="both"/>
-      </w:pPr>
-      <w:r>
-        <w:t>директор навчально-наукового інституту комп’ютерних наук</w:t>
-      </w:r>
-    </w:p>
-    <w:p>
-      <w:pPr>
-        <w:spacing w:after="0" w:before="0" w:line="240" w:lineRule="auto"/>
-        <w:jc w:val="both"/>
-      </w:pPr>
-      <w:r>
-        <w:t>та інформаційних технологій НТУ «ХПІ»,</w:t>
-      </w:r>
-    </w:p>
-    <w:p>
-      <w:pPr>
-        <w:spacing w:after="0" w:before="0" w:line="240" w:lineRule="auto"/>
-        <w:jc w:val="both"/>
-      </w:pPr>
-      <w:r>
-        <w:t>доктор технічних наук, професор</w:t>
-      </w:r>
-    </w:p>
-    <w:p>
-      <w:pPr>
-        <w:spacing w:after="0" w:before="0" w:line="240" w:lineRule="auto"/>
-        <w:jc w:val="both"/>
       </w:pPr>
       <w:r>
         <w:rPr>

--- a/15a_Кондратов_Відгук_експерта_Годлевський.docx
+++ b/15a_Кондратов_Відгук_експерта_Годлевський.docx
@@ -365,7 +365,34 @@
         <w:jc w:val="both"/>
       </w:pPr>
       <w:r>
-        <w:t>Дисертація має логічну структуру, містить вступ, чотири розділи, висновки, список використаних джерел і додатки. Матеріал викладено на належному науковому рівні, із достатнім поєднанням теоретичної, алгоритмічної та експериментальної складових.</w:t>
+        <w:t>Дисертаційна робота має логічну структуру, містить вступ, чотири розділи, висновки, список використаних джерел і додатки. Структура роботи відповідає поставленій меті та демонструє послідовність наукового пошуку здобувача: від аналізу сучасного стану проблеми до формування власних методичних положень, програмної реалізації та перевірки результатів.</w:t>
+      </w:r>
+    </w:p>
+    <w:p>
+      <w:pPr>
+        <w:spacing w:after="0" w:before="0" w:line="240" w:lineRule="auto"/>
+        <w:jc w:val="both"/>
+      </w:pPr>
+      <w:r>
+        <w:t>У вступі обґрунтовано актуальність теми, визначено мету, задачі, об’єкт і предмет дослідження, наведено наукову новизну та практичне значення одержаних результатів. Перший розділ формує необхідну аналітичну базу дослідження і показує, що задача дистанційної ідентифікації параметрів динамічних об’єктів є важливою для сучасних інформаційних технологій.</w:t>
+      </w:r>
+    </w:p>
+    <w:p>
+      <w:pPr>
+        <w:spacing w:after="0" w:before="0" w:line="240" w:lineRule="auto"/>
+        <w:jc w:val="both"/>
+      </w:pPr>
+      <w:r>
+        <w:t>У наступних розділах послідовно розкрито методичну основу дослідження, запропоновані моделі та методи, а також структуру інформаційної технології. Автор демонструє здатність поєднувати сучасні методи комп’ютерного зору, машинного навчання та програмного моделювання в межах єдиного дослідницького задуму. Експериментальна частина підтверджує, що отримані результати не залишаються на рівні теоретичних положень, а мають прикладне підтвердження.</w:t>
+      </w:r>
+    </w:p>
+    <w:p>
+      <w:pPr>
+        <w:spacing w:after="0" w:before="0" w:line="240" w:lineRule="auto"/>
+        <w:jc w:val="both"/>
+      </w:pPr>
+      <w:r>
+        <w:t>Висновки дисертації загалом відповідають поставленим задачам і змісту розділів. Матеріал викладено на належному науковому рівні, із достатнім поєднанням теоретичної, алгоритмічної та експериментальної складових.</w:t>
       </w:r>
     </w:p>
     <w:p>
